--- a/tillsyn/A 24308-2025 tillsynsbegäran.docx
+++ b/tillsyn/A 24308-2025 tillsynsbegäran.docx
@@ -347,7 +347,7 @@
     <w:r>
       <w:tab/>
       <w:tab/>
-      <w:t>2025-05-21</w:t>
+      <w:t>2025-05-22</w:t>
       <w:br/>
       <w:br/>
     </w:r>

--- a/tillsyn/A 24308-2025 tillsynsbegäran.docx
+++ b/tillsyn/A 24308-2025 tillsynsbegäran.docx
@@ -347,7 +347,7 @@
     <w:r>
       <w:tab/>
       <w:tab/>
-      <w:t>2025-05-30</w:t>
+      <w:t>2025-06-01</w:t>
       <w:br/>
       <w:br/>
     </w:r>

--- a/tillsyn/A 24308-2025 tillsynsbegäran.docx
+++ b/tillsyn/A 24308-2025 tillsynsbegäran.docx
@@ -347,7 +347,7 @@
     <w:r>
       <w:tab/>
       <w:tab/>
-      <w:t>2025-06-01</w:t>
+      <w:t>2025-06-02</w:t>
       <w:br/>
       <w:br/>
     </w:r>

--- a/tillsyn/A 24308-2025 tillsynsbegäran.docx
+++ b/tillsyn/A 24308-2025 tillsynsbegäran.docx
@@ -347,7 +347,7 @@
     <w:r>
       <w:tab/>
       <w:tab/>
-      <w:t>2025-06-02</w:t>
+      <w:t>2025-06-03</w:t>
       <w:br/>
       <w:br/>
     </w:r>

--- a/tillsyn/A 24308-2025 tillsynsbegäran.docx
+++ b/tillsyn/A 24308-2025 tillsynsbegäran.docx
@@ -347,7 +347,7 @@
     <w:r>
       <w:tab/>
       <w:tab/>
-      <w:t>2025-06-03</w:t>
+      <w:t>2025-06-04</w:t>
       <w:br/>
       <w:br/>
     </w:r>

--- a/tillsyn/A 24308-2025 tillsynsbegäran.docx
+++ b/tillsyn/A 24308-2025 tillsynsbegäran.docx
@@ -347,7 +347,7 @@
     <w:r>
       <w:tab/>
       <w:tab/>
-      <w:t>2025-06-04</w:t>
+      <w:t>2025-06-05</w:t>
       <w:br/>
       <w:br/>
     </w:r>
